--- a/_site/python/2022-10-31-11-validacion-cruzada-y-composicion-del-modelo-con-python/index.docx
+++ b/_site/python/2022-10-31-11-validacion-cruzada-y-composicion-del-modelo-con-python/index.docx
@@ -217,7 +217,7 @@
         <w:t xml:space="preserve">Palabras clave</w:t>
       </w:r>
       <w:r>
-        <w:t xml:space="preserve">: keyword1, keyword2</w:t>
+        <w:t xml:space="preserve">:</w:t>
       </w:r>
     </w:p>
     <w:p>
@@ -38520,6 +38520,33 @@
         <w:t xml:space="preserve">Hyperparameter tuning guide: scikit-learn.org/stable/modules/grid_search.html</w:t>
       </w:r>
     </w:p>
+    <w:p>
+      <w:r>
+        <w:pict>
+          <v:rect style="width:0;height:1.5pt" o:hralign="center" o:hrstd="t" o:hr="t"/>
+        </w:pict>
+      </w:r>
+    </w:p>
+    <w:p>
+      <w:pPr>
+        <w:pStyle w:val="FirstParagraph"/>
+      </w:pPr>
+      <w:r>
+        <w:t xml:space="preserve">tipo: fragmento</w:t>
+      </w:r>
+      <w:r>
+        <w:t xml:space="preserve"> </w:t>
+      </w:r>
+      <w:r>
+        <w:t xml:space="preserve">titulo: texto de apertura del bloque «Publicaciones similares» (incluido en cada post)</w:t>
+      </w:r>
+      <w:r>
+        <w:t xml:space="preserve"> </w:t>
+      </w:r>
+      <w:r>
+        <w:t xml:space="preserve">—</w:t>
+      </w:r>
+    </w:p>
     <w:bookmarkEnd w:id="75"/>
     <w:bookmarkEnd w:id="76"/>
     <w:bookmarkStart w:id="105" w:name="publicaciones-similares"/>
@@ -38834,8 +38861,35 @@
       </w:hyperlink>
     </w:p>
     <w:p>
+      <w:r>
+        <w:pict>
+          <v:rect style="width:0;height:1.5pt" o:hralign="center" o:hrstd="t" o:hr="t"/>
+        </w:pict>
+      </w:r>
+    </w:p>
+    <w:p>
       <w:pPr>
         <w:pStyle w:val="FirstParagraph"/>
+      </w:pPr>
+      <w:r>
+        <w:t xml:space="preserve">tipo: fragmento</w:t>
+      </w:r>
+      <w:r>
+        <w:t xml:space="preserve"> </w:t>
+      </w:r>
+      <w:r>
+        <w:t xml:space="preserve">titulo: texto de cierre del bloque «Publicaciones similares» (incluido en cada post)</w:t>
+      </w:r>
+      <w:r>
+        <w:t xml:space="preserve"> </w:t>
+      </w:r>
+      <w:r>
+        <w:t xml:space="preserve">—</w:t>
+      </w:r>
+    </w:p>
+    <w:p>
+      <w:pPr>
+        <w:pStyle w:val="BodyText"/>
       </w:pPr>
       <w:r>
         <w:t xml:space="preserve">Esperamos que encuentres estas publicaciones igualmente interesantes y útiles. ¡Disfruta de la lectura!</w:t>

--- a/_site/python/2022-10-31-11-validacion-cruzada-y-composicion-del-modelo-con-python/index.docx
+++ b/_site/python/2022-10-31-11-validacion-cruzada-y-composicion-del-modelo-con-python/index.docx
@@ -38520,33 +38520,6 @@
         <w:t xml:space="preserve">Hyperparameter tuning guide: scikit-learn.org/stable/modules/grid_search.html</w:t>
       </w:r>
     </w:p>
-    <w:p>
-      <w:r>
-        <w:pict>
-          <v:rect style="width:0;height:1.5pt" o:hralign="center" o:hrstd="t" o:hr="t"/>
-        </w:pict>
-      </w:r>
-    </w:p>
-    <w:p>
-      <w:pPr>
-        <w:pStyle w:val="FirstParagraph"/>
-      </w:pPr>
-      <w:r>
-        <w:t xml:space="preserve">tipo: fragmento</w:t>
-      </w:r>
-      <w:r>
-        <w:t xml:space="preserve"> </w:t>
-      </w:r>
-      <w:r>
-        <w:t xml:space="preserve">titulo: texto de apertura del bloque «Publicaciones similares» (incluido en cada post)</w:t>
-      </w:r>
-      <w:r>
-        <w:t xml:space="preserve"> </w:t>
-      </w:r>
-      <w:r>
-        <w:t xml:space="preserve">—</w:t>
-      </w:r>
-    </w:p>
     <w:bookmarkEnd w:id="75"/>
     <w:bookmarkEnd w:id="76"/>
     <w:bookmarkStart w:id="105" w:name="publicaciones-similares"/>
@@ -38861,35 +38834,8 @@
       </w:hyperlink>
     </w:p>
     <w:p>
-      <w:r>
-        <w:pict>
-          <v:rect style="width:0;height:1.5pt" o:hralign="center" o:hrstd="t" o:hr="t"/>
-        </w:pict>
-      </w:r>
-    </w:p>
-    <w:p>
       <w:pPr>
         <w:pStyle w:val="FirstParagraph"/>
-      </w:pPr>
-      <w:r>
-        <w:t xml:space="preserve">tipo: fragmento</w:t>
-      </w:r>
-      <w:r>
-        <w:t xml:space="preserve"> </w:t>
-      </w:r>
-      <w:r>
-        <w:t xml:space="preserve">titulo: texto de cierre del bloque «Publicaciones similares» (incluido en cada post)</w:t>
-      </w:r>
-      <w:r>
-        <w:t xml:space="preserve"> </w:t>
-      </w:r>
-      <w:r>
-        <w:t xml:space="preserve">—</w:t>
-      </w:r>
-    </w:p>
-    <w:p>
-      <w:pPr>
-        <w:pStyle w:val="BodyText"/>
       </w:pPr>
       <w:r>
         <w:t xml:space="preserve">Esperamos que encuentres estas publicaciones igualmente interesantes y útiles. ¡Disfruta de la lectura!</w:t>
